--- a/rapports/16_02_2026/DIEYNABA/coh_EQ11_sup_031101000037.docx
+++ b/rapports/16_02_2026/DIEYNABA/coh_EQ11_sup_031101000037.docx
@@ -25,7 +25,7 @@
         <w:br/>
         <w:t>Grappe: 031101000037</w:t>
         <w:br/>
-        <w:t>Date: 16/02/2026 a 12:40</w:t>
+        <w:t>Date: 16/02/2026 a 12:58</w:t>
       </w:r>
     </w:p>
     <w:p/>

--- a/rapports/16_02_2026/DIEYNABA/coh_EQ11_sup_031101000037.docx
+++ b/rapports/16_02_2026/DIEYNABA/coh_EQ11_sup_031101000037.docx
@@ -25,7 +25,7 @@
         <w:br/>
         <w:t>Grappe: 031101000037</w:t>
         <w:br/>
-        <w:t>Date: 16/02/2026 a 12:58</w:t>
+        <w:t>Date: 16/02/2026 a 13:04</w:t>
       </w:r>
     </w:p>
     <w:p/>
@@ -231,38 +231,6 @@
           </w:tcPr>
           <w:p>
             <w:r>
-              <w:t>Section1</w:t>
-            </w:r>
-          </w:p>
-        </w:tc>
-        <w:tc>
-          <w:tcPr>
-            <w:tcW w:type="dxa" w:w="3324"/>
-          </w:tcPr>
-          <w:p>
-            <w:r>
-              <w:t>Caracteristiques des membres</w:t>
-            </w:r>
-          </w:p>
-        </w:tc>
-        <w:tc>
-          <w:tcPr>
-            <w:tcW w:type="dxa" w:w="3324"/>
-          </w:tcPr>
-          <w:p>
-            <w:r>
-              <w:t>11</w:t>
-            </w:r>
-          </w:p>
-        </w:tc>
-      </w:tr>
-      <w:tr>
-        <w:tc>
-          <w:tcPr>
-            <w:tcW w:type="dxa" w:w="3324"/>
-          </w:tcPr>
-          <w:p>
-            <w:r>
               <w:t>Section2</w:t>
             </w:r>
           </w:p>
@@ -327,7 +295,7 @@
           </w:tcPr>
           <w:p>
             <w:r>
-              <w:t>Section0</w:t>
+              <w:t>Section1</w:t>
             </w:r>
           </w:p>
         </w:tc>
@@ -337,7 +305,7 @@
           </w:tcPr>
           <w:p>
             <w:r>
-              <w:t>Identification et renseignements de controle</w:t>
+              <w:t>Caracteristiques des membres</w:t>
             </w:r>
           </w:p>
         </w:tc>
@@ -423,7 +391,7 @@
           </w:tcPr>
           <w:p>
             <w:r>
-              <w:t>Section9c</w:t>
+              <w:t>Section12</w:t>
             </w:r>
           </w:p>
         </w:tc>
@@ -433,7 +401,7 @@
           </w:tcPr>
           <w:p>
             <w:r>
-              <w:t>Depenses non-alimentaires - 30 jours</w:t>
+              <w:t>Actifs du menage</w:t>
             </w:r>
           </w:p>
         </w:tc>
@@ -455,7 +423,7 @@
           </w:tcPr>
           <w:p>
             <w:r>
-              <w:t>Section12</w:t>
+              <w:t>Section0</w:t>
             </w:r>
           </w:p>
         </w:tc>
@@ -465,7 +433,7 @@
           </w:tcPr>
           <w:p>
             <w:r>
-              <w:t>Actifs du menage</w:t>
+              <w:t>Identification et renseignements de controle</w:t>
             </w:r>
           </w:p>
         </w:tc>
@@ -475,7 +443,39 @@
           </w:tcPr>
           <w:p>
             <w:r>
-              <w:t>9</w:t>
+              <w:t>8</w:t>
+            </w:r>
+          </w:p>
+        </w:tc>
+      </w:tr>
+      <w:tr>
+        <w:tc>
+          <w:tcPr>
+            <w:tcW w:type="dxa" w:w="3324"/>
+          </w:tcPr>
+          <w:p>
+            <w:r>
+              <w:t>Section9c</w:t>
+            </w:r>
+          </w:p>
+        </w:tc>
+        <w:tc>
+          <w:tcPr>
+            <w:tcW w:type="dxa" w:w="3324"/>
+          </w:tcPr>
+          <w:p>
+            <w:r>
+              <w:t>Depenses non-alimentaires - 30 jours</w:t>
+            </w:r>
+          </w:p>
+        </w:tc>
+        <w:tc>
+          <w:tcPr>
+            <w:tcW w:type="dxa" w:w="3324"/>
+          </w:tcPr>
+          <w:p>
+            <w:r>
+              <w:t>8</w:t>
             </w:r>
           </w:p>
         </w:tc>
@@ -1446,7 +1446,7 @@
         <w:rPr>
           <w:sz w:val="20"/>
         </w:rPr>
-        <w:t>- Attention ! Le prix unitaire d'achat (50 Fcfa) de Cube alimentaire (Maggi, Jumbo, ) en Cube (Moyen) est relativement élevé par rapport aux autres prix observés dans cette zone. Prière de corriger ou de confirmer avec le QG. Attention ! Le prix unitaire d'achat (500 Fcfa) de Oignon frais en Kg (taille unique) est relativement faible par rapport aux autres prix observés dans cette zone. Prière de corriger ou de confirmer avec le QG. Avertissement!! La quantité (3.5 litre) du produit Huile de soja  consommée  par le ménage semble très élevé, prière de corriger ou confirmer avec le QG. Attention ! Le prix unitaire d'achat (400 Fcfa) de Huile de soja  en Litre (taille unique) est relativement faible par rapport aux autres prix observés dans cette zone. Prière de corriger ou de confirmer avec le QG. Incohérence!! Dans ce ménage, chaque individus consomme par jour 12.46119 Kg  de cereale; Prière de revoir les quantités prises de ces produits. Incohérence!! Dans ce ménage, chaque individus consomme par jour 12.46119 Kg  de cereale; Prière de revoir les quantités prises de ces produits.</w:t>
+        <w:t>- Attention ! Le prix unitaire d'achat (50 Fcfa) de Cube alimentaire (Maggi, Jumbo, ) en Cube (Moyen) est relativement élevé par rapport aux autres prix observés dans cette zone. Prière de corriger ou de confirmer avec le QG. Attention ! Le prix unitaire d'achat (500 Fcfa) de Capitaine frais en Tas (Moyen) est relativement faible par rapport aux autres prix observés dans cette zone. Prière de corriger ou de confirmer avec le QG. Attention ! Le prix unitaire d'achat (500 Fcfa) de Mâchoiron séchée (Kon) en Tas (Petit) est relativement élevé par rapport aux autres prix observés dans cette zone. Prière de corriger ou de confirmer avec le QG. Attention ! Le prix unitaire d'achat (500 Fcfa) de Oignon frais en Kg (taille unique) est relativement faible par rapport aux autres prix observés dans cette zone. Prière de corriger ou de confirmer avec le QG. Avertissement!! La quantité (3.5 litre) du produit Huile de soja  consommée  par le ménage semble très élevé, prière de corriger ou confirmer avec le QG. Attention ! Le prix unitaire d'achat (400 Fcfa) de Huile de soja  en Litre (taille unique) est relativement faible par rapport aux autres prix observés dans cette zone. Prière de corriger ou de confirmer avec le QG. Incohérence!! Dans ce ménage, chaque individus consomme par jour 25.34214 Kg  de cereale; Prière de revoir les quantités prises de ces produits. Incohérence!! Dans ce ménage, chaque individus consomme par jour 25.34214 Kg  de cereale; Prière de revoir les quantités prises de ces produits.</w:t>
       </w:r>
     </w:p>
     <w:p>
@@ -1488,7 +1488,7 @@
         <w:rPr>
           <w:sz w:val="20"/>
         </w:rPr>
-        <w:t>- Avertissement!!! Le prix d'achat (5000) de l'article  Bonbonne de gaz est inférieur aux prix de revente (8000)  avec l'âge du bien atteignant 13 ans. Prière de vérifier ou confirmer avec l'enquêté et mettre les bonnes valeurs après verification, s'il le faut.</w:t>
+        <w:t>- Avertissement!!! Le prix d'achat (5000) de l'article  Bonbonne de gaz est inférieur aux prix de revente (8000)  avec l'âge du bien atteignant 13 ans. Prière de vérifier ou confirmer avec l'enquêté et mettre les bonnes valeurs après verification, s'il le faut. Attention ! Bonbonne de gaz a été achété à 5000 Fcfa est relativement faible par rapport aux autres prix d'achat observés dans cette zone. Prière de corriger ou de confirmer avec le QG.</w:t>
       </w:r>
     </w:p>
     <w:p>
@@ -1876,27 +1876,6 @@
           <w:color w:val="4672C4"/>
           <w:sz w:val="22"/>
         </w:rPr>
-        <w:t>&gt;&gt; Section1 - Caracteristiques des membres</w:t>
-      </w:r>
-    </w:p>
-    <w:p>
-      <w:pPr>
-        <w:ind w:left="283"/>
-      </w:pPr>
-      <w:r>
-        <w:rPr>
-          <w:sz w:val="20"/>
-        </w:rPr>
-        <w:t>- Avertissement!!!  Bourama Badji  possède un téléphone android mais dit n'avoir pas accès à l'internet, prière de confirmer cette information avec le QG ou la corriger. Attention ! Le montant (4400 Fcfa) dépensé ou reçu en cadeau pour les cartes prépayées, les transferts de crédit et les abonnements de  Bourama Badji est relativement élevé par rapport aux autres montants depansés observés dans cette zone. Prière de corriger ou de confirmer avec le QG.</w:t>
-      </w:r>
-    </w:p>
-    <w:p>
-      <w:r>
-        <w:rPr>
-          <w:b/>
-          <w:color w:val="4672C4"/>
-          <w:sz w:val="22"/>
-        </w:rPr>
         <w:t>&gt;&gt; Section4b - Emploi - Activite principale</w:t>
       </w:r>
     </w:p>
@@ -1908,28 +1887,7 @@
         <w:rPr>
           <w:sz w:val="20"/>
         </w:rPr>
-        <w:t>- Attention! le nombre d'heure que Bourama Badji a travaillé par jour semble être inferieur à 4, veuillez s'il vous plait confirmer cette information avec le QG.</w:t>
-      </w:r>
-    </w:p>
-    <w:p>
-      <w:r>
-        <w:rPr>
-          <w:b/>
-          <w:color w:val="4672C4"/>
-          <w:sz w:val="22"/>
-        </w:rPr>
-        <w:t>&gt;&gt; Section4c - Emploi - Activite secondaire</w:t>
-      </w:r>
-    </w:p>
-    <w:p>
-      <w:pPr>
-        <w:ind w:left="283"/>
-      </w:pPr>
-      <w:r>
-        <w:rPr>
-          <w:sz w:val="20"/>
-        </w:rPr>
-        <w:t>- Attention ! Le nombre de jours que Bourama Badji a travaillés par mois semble être inférieur à 15. Veuillez, s'il vous plaît, confirmer cette information.</w:t>
+        <w:t>- Attention! le nombre d'heure que Bourama Badji a travaillé par jour semble être inferieur à 4, veuillez s'il vous plait confirmer cette information avec le QG. Avertissement!!! Bourama Badji est un Employés administratifs non classés ailleurs qui travaille dans Entreprise associative et a declaré comme catégorie socioprofessionnelle Stagière ou Apprenti rénuméré , prière de vérifier cette information de catégorie socioprofessionnelle auprès de l'enquêté (e) ou confirmer avec le QG.</w:t>
       </w:r>
     </w:p>
     <w:p>
@@ -1950,7 +1908,7 @@
         <w:rPr>
           <w:sz w:val="20"/>
         </w:rPr>
-        <w:t>- Avertissement!!! Bourama Badji est un Employés administratifs non classés ailleurs qui travaille dans Entreprise associative et est un Cadre moyen/agent de maîtrise mais dit n'avoir pas de compte dans une banque classique, prière de vérifier auprès de l'enquêté (e) ou confirmer avec le QG.</w:t>
+        <w:t>- Avertissement!!! Bourama Badji est un Employés administratifs non classés ailleurs qui travaille dans Entreprise associative et est un Stagière ou Apprenti rénuméré mais dit n'avoir pas de compte dans une banque classique, prière de vérifier auprès de l'enquêté (e) ou confirmer avec le QG.</w:t>
       </w:r>
     </w:p>
     <w:p>
@@ -1971,7 +1929,7 @@
         <w:rPr>
           <w:sz w:val="20"/>
         </w:rPr>
-        <w:t>- Avertissement!!! Le ménage a consommé 2 Paquet Petit de Thé en sachet, cette quantité semble anormale pour une consommation des 7 derniers jours.Prière de corriger ou de confirmer avec le QG. Avertissement!! le prix unitaire (250 Fcfa) de Thé en sachet (unité: Paquet) de taille Petit est très faible ou élevé. Prière de corriger ou de confirmer avec le QG. Attention ! Le prix unitaire d'achat (250 Fcfa) de Thé en sachet en Paquet (Petit) est relativement élevé par rapport aux autres prix observés dans cette zone. Prière de corriger ou de confirmer avec le QG.</w:t>
+        <w:t>- Avertissement!!! Le ménage a consommé 2 Paquet Petit de Thé en sachet, cette quantité semble anormale pour une consommation des 7 derniers jours.Prière de corriger ou de confirmer avec le QG. Avertissement!! le prix unitaire (100 Fcfa) de Thé en sachet (unité: Paquet) de taille Petit est très faible ou élevé. Prière de corriger ou de confirmer avec le QG.</w:t>
       </w:r>
     </w:p>
     <w:p>
@@ -2014,29 +1972,6 @@
           <w:sz w:val="20"/>
         </w:rPr>
         <w:t>- Il est difficile d'avoir un ménage qui n'a effectué aucune des dépenses mentionnées au cours de 7 derniers jours, prière de revoir la section 9B pour ce ménage.</w:t>
-      </w:r>
-    </w:p>
-    <w:p>
-      <w:r>
-        <w:rPr>
-          <w:b/>
-          <w:color w:val="4672C4"/>
-          <w:sz w:val="22"/>
-        </w:rPr>
-        <w:t>&gt;&gt; Section9c - Depenses non-alimentaires - 30 jours</w:t>
-      </w:r>
-    </w:p>
-    <w:p>
-      <w:pPr>
-        <w:ind w:left="283"/>
-      </w:pPr>
-      <w:r>
-        <w:rPr>
-          <w:sz w:val="20"/>
-        </w:rPr>
-        <w:t xml:space="preserve">- La dernière fois que vous avez acheté Frais de ramassage des ordures ménagères est LES CHARRETIERS et semble exister dans les modalités, prière de prendre attache avec le QG pour plus d'explication afin de la classer bien. </w:t>
-        <w:br/>
-        <w:t>- Peu plausible! le montant de la dépense pour Masque facial jetable semble faible. Veuillez, s'il vous plaît, confirmer cette information avec le QG ou la corriger.</w:t>
       </w:r>
     </w:p>
     <w:p>
@@ -2099,6 +2034,8 @@
         <w:rPr>
           <w:sz w:val="20"/>
         </w:rPr>
+        <w:t xml:space="preserve">- Attention ! Bonbonne de gaz a été revendu à 14000 Fcfa qui est relativement élevé par rapport aux autres prix de revente observés dans cette zone. Prière de corriger ou de confirmer avec le QG. </w:t>
+        <w:br/>
         <w:t xml:space="preserve">- Avertissement!!! Le prix d'achat (42000) de l'article  Matelas simple est inférieur aux prix de revente (50000)  avec l'âge du bien atteignant 4 ans. Prière de vérifier ou confirmer avec l'enquêté et mettre les bonnes valeurs après verification, s'il le faut. </w:t>
         <w:br/>
         <w:t>- Avertissement!!! Le prix d'achat (60000) de l'article  Lit est inférieur aux prix de revente (80000)  avec l'âge du bien atteignant 4 ans. Prière de vérifier ou confirmer avec l'enquêté et mettre les bonnes valeurs après verification, s'il le faut.</w:t>
@@ -2589,7 +2526,7 @@
         <w:rPr>
           <w:sz w:val="20"/>
         </w:rPr>
-        <w:t>- La dernière fois que vous avez acheté Lait caillé est nex soow et semble exister dans les modalités, prière de prendre attache avec le QG pour plus d'explication afin de la classer bien. Attention ! Le prix unitaire d'achat (200 Fcfa) de Aubergine   en Pièce (Moyen) est relativement élevé par rapport aux autres prix observés dans cette zone. Prière de corriger ou de confirmer avec le QG. Attention ! Le prix unitaire d'achat (200 Fcfa) de Sel en Sachets (Moyen) est relativement élevé par rapport aux autres prix observés dans cette zone. Prière de corriger ou de confirmer avec le QG. Attention ! Le prix unitaire d'achat (500 Fcfa) de Spaghettis en Paquet (Petit) est relativement élevé par rapport aux autres prix observés dans cette zone. Prière de corriger ou de confirmer avec le QG. Avertissement!! La quantité (5.25 litre) du produit Huile de soja  consommée  par le ménage semble très élevé, prière de corriger ou confirmer avec le QG. Attention ! Le prix unitaire d'achat (566.6667 Fcfa) de Huile de soja  en Litre (taille unique) est relativement faible par rapport aux autres prix observés dans cette zone. Prière de corriger ou de confirmer avec le QG. Avertissement!!! Le ménage a consommé 7 Paquet Petit de Thé en sachet, cette quantité semble anormale pour une consommation des 7 derniers jours.Prière de corriger ou de confirmer avec le QG. Incohérence!! Dans ce ménage, chaque individus consomme par jour 22.46515 Kg  de cereale; Prière de revoir les quantités prises de ces produits.</w:t>
+        <w:t>- La dernière fois que vous avez acheté Lait caillé est nex soow et semble exister dans les modalités, prière de prendre attache avec le QG pour plus d'explication afin de la classer bien. Attention ! Le prix unitaire d'achat (200 Fcfa) de Aubergine   en Pièce (Moyen) est relativement élevé par rapport aux autres prix observés dans cette zone. Prière de corriger ou de confirmer avec le QG. Attention ! Le prix unitaire d'achat (200 Fcfa) de Lait en poudre en Sachets (Petit) est relativement élevé par rapport aux autres prix observés dans cette zone. Prière de corriger ou de confirmer avec le QG. Attention ! Le prix unitaire d'achat (200 Fcfa) de Sel en Sachets (Moyen) est relativement élevé par rapport aux autres prix observés dans cette zone. Prière de corriger ou de confirmer avec le QG. Attention ! Le prix unitaire d'achat (500 Fcfa) de Spaghettis en Paquet (Petit) est relativement élevé par rapport aux autres prix observés dans cette zone. Prière de corriger ou de confirmer avec le QG. Avertissement!! La quantité (5.25 litre) du produit Huile de soja  consommée  par le ménage semble très élevé, prière de corriger ou confirmer avec le QG. Attention ! Le prix unitaire d'achat (566.6667 Fcfa) de Huile de soja  en Litre (taille unique) est relativement faible par rapport aux autres prix observés dans cette zone. Prière de corriger ou de confirmer avec le QG. Avertissement!!! Le ménage a consommé 7 Paquet Petit de Thé en sachet, cette quantité semble anormale pour une consommation des 7 derniers jours.Prière de corriger ou de confirmer avec le QG. Incohérence!! Dans ce ménage, chaque individus consomme par jour 39.71314 Kg  de cereale; Prière de revoir les quantités prises de ces produits.</w:t>
       </w:r>
     </w:p>
     <w:p>
@@ -2652,7 +2589,7 @@
         <w:rPr>
           <w:sz w:val="20"/>
         </w:rPr>
-        <w:t>- Avertissement!!! Le prix d'achat (12000) de l'article  Bonbonne de gaz est inférieur aux prix de revente (15000)  avec l'âge du bien atteignant 8 ans. Prière de vérifier ou confirmer avec l'enquêté et mettre les bonnes valeurs après verification, s'il le faut.</w:t>
+        <w:t>- Avertissement!!! Le prix d'achat (12000) de l'article  Bonbonne de gaz est inférieur aux prix de revente (15000)  avec l'âge du bien atteignant 8 ans. Prière de vérifier ou confirmer avec l'enquêté et mettre les bonnes valeurs après verification, s'il le faut. Attention ! Bonbonne de gaz a été revendu à 15000 Fcfa qui est relativement élevé par rapport aux autres prix de revente observés dans cette zone. Prière de corriger ou de confirmer avec le QG.</w:t>
       </w:r>
     </w:p>
     <w:p>
@@ -3030,7 +2967,7 @@
         <w:rPr>
           <w:sz w:val="20"/>
         </w:rPr>
-        <w:t xml:space="preserve">- Attention ! Le montant (3750 Fcfa) dépensé ou reçu en cadeau pour les recharges internet ou de forfaits de données mobiles(hors appels vocaux), aucours des 30 derniers jours de  fatou sene est relativement élevé par rapport aux autres montants depansés observés dans cette zone. Prière de corriger ou de confirmer avec le QG. </w:t>
+        <w:t xml:space="preserve">- Attention ! Le montant (3750 Fcfa) dépensé ou reçu en cadeau pour les cartes prépayées, les transferts de crédit et les abonnements de  fatou sene est relativement élevé par rapport aux autres montants depansés observés dans cette zone. Prière de corriger ou de confirmer avec le QG. Attention ! Le montant (3750 Fcfa) dépensé ou reçu en cadeau pour les recharges internet ou de forfaits de données mobiles(hors appels vocaux), aucours des 30 derniers jours de  fatou sene est relativement élevé par rapport aux autres montants depansés observés dans cette zone. Prière de corriger ou de confirmer avec le QG. </w:t>
         <w:br/>
         <w:t xml:space="preserve">- Attention ! Le montant (4500 Fcfa) dépensé ou reçu en cadeau pour les cartes prépayées, les transferts de crédit et les abonnements de  fatou ka est relativement élevé par rapport aux autres montants depansés observés dans cette zone. Prière de corriger ou de confirmer avec le QG. </w:t>
         <w:br/>
@@ -3159,7 +3096,7 @@
         <w:rPr>
           <w:sz w:val="20"/>
         </w:rPr>
-        <w:t>- Attention ! Le prix unitaire d'achat (300 Fcfa) de Choux en Morceau (Portion) (Petit) est relativement élevé par rapport aux autres prix observés dans cette zone. Prière de corriger ou de confirmer avec le QG. Attention ! Le prix unitaire d'achat (3000 Fcfa) de Viande de bœuf: filet, faux-filet en Kg (taille unique) est relativement faible par rapport aux autres prix observés dans cette zone. Prière de corriger ou de confirmer avec le QG. Attention ! Le prix unitaire d'achat (400 Fcfa) de Mayonnaise en Sachets (Petit) est relativement élevé par rapport aux autres prix observés dans cette zone. Prière de corriger ou de confirmer avec le QG. Attention ! Le prix unitaire d'achat (500 Fcfa) de Lait en poudre en Kg (taille unique) est relativement faible par rapport aux autres prix observés dans cette zone. Prière de corriger ou de confirmer avec le QG. Attention ! Le prix unitaire d'achat (700 Fcfa) de Patate douce en Morceau (Portion) (Petit) est relativement élevé par rapport aux autres prix observés dans cette zone. Prière de corriger ou de confirmer avec le QG. Attention ! Le prix unitaire d'achat (75 Fcfa) de Sucre en poudre  en Sachets (Petit) est relativement faible par rapport aux autres prix observés dans cette zone. Prière de corriger ou de confirmer avec le QG. Avertissement!!! Le ménage a consommé 3 Bidon 20l taille unique de Eau minérale/filtrée en bouteille locale, cette quantité semble anormale pour une consommation des 7 derniers jours, prière de verifier et corriger. Attention ! Le prix unitaire d'achat (400 Fcfa) de Eau minérale/filtrée en bouteille locale en Bidon 20l (taille unique) est relativement élevé par rapport aux autres prix observés dans cette zone. Prière de corriger ou de confirmer avec le QG. Avertissement!!! Le ménage a consommé 6 Cuillère Moyen de Pâte d'arachide, cette quantité semble anormale pour une consommation des 7 derniers jours. Etes vous sur d'avoir selectionner la bonne unitée ? prière de verifier et corriger. Avertissement!!! Le ménage a consommé 7 Paquet Tres petit de Thé en sachet, cette quantité semble anormale pour une consommation des 7 derniers jours.Prière de corriger ou de confirmer avec le QG. Avertissement!! le prix unitaire (150 Fcfa) de Thé en sachet (unité: Paquet) de taille Tres petit est très faible ou élevé. Prière de corriger ou de confirmer avec le QG. Incohérence!! Dans ce ménage, chaque individus consomme par jour 26.96381 Kg  de cereale; Prière de revoir les quantités prises de ces produits. Incohérence!! Dans ce ménage, chaque individus consomme par jour 26.96381 Kg  de cereale; Prière de revoir les quantités prises de ces produits.</w:t>
+        <w:t>- Attention ! Le prix unitaire d'achat (300 Fcfa) de Choux en Morceau (Portion) (Petit) est relativement élevé par rapport aux autres prix observés dans cette zone. Prière de corriger ou de confirmer avec le QG. Attention ! Le prix unitaire d'achat (3000 Fcfa) de Viande de bœuf: filet, faux-filet en Kg (taille unique) est relativement faible par rapport aux autres prix observés dans cette zone. Prière de corriger ou de confirmer avec le QG. Attention ! Le prix unitaire d'achat (400 Fcfa) de Mayonnaise en Sachets (Petit) est relativement élevé par rapport aux autres prix observés dans cette zone. Prière de corriger ou de confirmer avec le QG. Attention ! Le prix unitaire d'achat (700 Fcfa) de Patate douce en Morceau (Portion) (Petit) est relativement élevé par rapport aux autres prix observés dans cette zone. Prière de corriger ou de confirmer avec le QG. Avertissement!!! Le ménage a consommé 3 Bidon 20l taille unique de Eau minérale/filtrée en bouteille locale, cette quantité semble anormale pour une consommation des 7 derniers jours, prière de verifier et corriger. Attention ! Le prix unitaire d'achat (400 Fcfa) de Eau minérale/filtrée en bouteille locale en Bidon 20l (taille unique) est relativement élevé par rapport aux autres prix observés dans cette zone. Prière de corriger ou de confirmer avec le QG. Avertissement!!! Le ménage a consommé 6 Cuillère Moyen de Pâte d'arachide, cette quantité semble anormale pour une consommation des 7 derniers jours. Etes vous sur d'avoir selectionner la bonne unitée ? prière de verifier et corriger. Avertissement!!! Le ménage a consommé 7 Paquet Tres petit de Thé en sachet, cette quantité semble anormale pour une consommation des 7 derniers jours.Prière de corriger ou de confirmer avec le QG. Avertissement!! le prix unitaire (150 Fcfa) de Thé en sachet (unité: Paquet) de taille Tres petit est très faible ou élevé. Prière de corriger ou de confirmer avec le QG. Incohérence!! Dans ce ménage, chaque individus consomme par jour 43.73111 Kg  de cereale; Prière de revoir les quantités prises de ces produits. Incohérence!! Dans ce ménage, chaque individus consomme par jour 43.73111 Kg  de cereale; Prière de revoir les quantités prises de ces produits.</w:t>
       </w:r>
     </w:p>
     <w:p>
@@ -3244,27 +3181,6 @@
           <w:sz w:val="20"/>
         </w:rPr>
         <w:t>- Le montant (FCFA) du loyer mensuel payé pour un logement comme le votre dans ce village/quartier est trop élevé, Veuillez s'il vous plaît corriger cette information.  En cas de coupure de courant du réseau, la source d’énergie que le ménage utilise est telephone et semble exister dans les modalités, prière de prendre attache avec le QG pour plus d'explication afin de la classer bien.</w:t>
-      </w:r>
-    </w:p>
-    <w:p>
-      <w:r>
-        <w:rPr>
-          <w:b/>
-          <w:color w:val="4672C4"/>
-          <w:sz w:val="22"/>
-        </w:rPr>
-        <w:t>&gt;&gt; Section12 - Actifs du menage</w:t>
-      </w:r>
-    </w:p>
-    <w:p>
-      <w:pPr>
-        <w:ind w:left="283"/>
-      </w:pPr>
-      <w:r>
-        <w:rPr>
-          <w:sz w:val="20"/>
-        </w:rPr>
-        <w:t>- Attention ! Mixeur/Presse-fruits non électrique a été achété à 35000 Fcfa est relativement élevé par rapport aux autres prix d'achat observés dans cette zone. Prière de corriger ou de confirmer avec le QG.</w:t>
       </w:r>
     </w:p>
     <w:p>
@@ -3675,27 +3591,6 @@
           <w:color w:val="4672C4"/>
           <w:sz w:val="22"/>
         </w:rPr>
-        <w:t>&gt;&gt; Section0 - Identification et renseignements de controle</w:t>
-      </w:r>
-    </w:p>
-    <w:p>
-      <w:pPr>
-        <w:ind w:left="283"/>
-      </w:pPr>
-      <w:r>
-        <w:rPr>
-          <w:sz w:val="20"/>
-        </w:rPr>
-        <w:t>- Le questionnaire semble ne pas être complètement fini mais le questionnaire est en statut complet, prière de compléter le questionnaire.</w:t>
-      </w:r>
-    </w:p>
-    <w:p>
-      <w:r>
-        <w:rPr>
-          <w:b/>
-          <w:color w:val="4672C4"/>
-          <w:sz w:val="22"/>
-        </w:rPr>
         <w:t>&gt;&gt; Section1 - Caracteristiques des membres</w:t>
       </w:r>
     </w:p>
@@ -3816,7 +3711,7 @@
         <w:rPr>
           <w:sz w:val="20"/>
         </w:rPr>
-        <w:t>- Attention ! Le prix unitaire d'achat (350 Fcfa) de Œufs frais en Pièce (taille unique) est relativement élevé par rapport aux autres prix observés dans cette zone. Prière de corriger ou de confirmer avec le QG. Avertissement!! La quantité (5 litre) du produit Huile d'arachide raffinée consommée  par le ménage semble très élevé, prière de corriger ou confirmer avec le QG. Le ménage a consommé 1 Sac (50 Kg) taille unique de Sucre en poudre , cette quantité semble anormale pour une consommation des 7 derniers jours. prière de verifier et corriger ou confirmer avec le QG. Le prix d'achat unitaire (1 Fcfa) de Lait frais stérilisé, demi écrémé en Sachets industriel de taille Petit  est invraisemblable, prière de regarder les reponses prises dans les questions s07bq07a s07bq07b s07bq07c s07bq08 pour mieux corriger.</w:t>
+        <w:t>- Attention ! Le prix unitaire d'achat (350 Fcfa) de Œufs frais en Pièce (taille unique) est relativement élevé par rapport aux autres prix observés dans cette zone. Prière de corriger ou de confirmer avec le QG. Attention ! Le prix unitaire d'achat (50 Fcfa) de Ail en Sachets (Petit) est relativement faible par rapport aux autres prix observés dans cette zone. Prière de corriger ou de confirmer avec le QG. Attention ! Le prix unitaire d'achat (800 Fcfa) de Macaroni en Sachets (Petit) est relativement élevé par rapport aux autres prix observés dans cette zone. Prière de corriger ou de confirmer avec le QG. Avertissement!! La quantité (5 litre) du produit Huile d'arachide raffinée consommée  par le ménage semble très élevé, prière de corriger ou confirmer avec le QG. Le ménage a consommé 1 Sac (50 Kg) taille unique de Sucre en poudre , cette quantité semble anormale pour une consommation des 7 derniers jours. prière de verifier et corriger ou confirmer avec le QG. Le prix d'achat unitaire (1 Fcfa) de Lait frais stérilisé, demi écrémé en Sachets industriel de taille Petit  est invraisemblable, prière de regarder les reponses prises dans les questions s07bq07a s07bq07b s07bq07c s07bq08 pour mieux corriger.</w:t>
       </w:r>
     </w:p>
     <w:p>
@@ -3929,9 +3824,7 @@
         <w:br/>
         <w:t xml:space="preserve">- Attention ! Matelas simple a été achété à 190000 Fcfa est relativement élevé par rapport aux autres prix d'achat observés dans cette zone. Prière de corriger ou de confirmer avec le QG. </w:t>
         <w:br/>
-        <w:t xml:space="preserve">- Attention ! Table à manger  (table + chaises) a été revendu à 300000 Fcfa qui est relativement élevé par rapport aux autres prix de revente observés dans cette zone. Prière de corriger ou de confirmer avec le QG. </w:t>
-        <w:br/>
-        <w:t xml:space="preserve">- Attention ! Tablette a été revendu à 60000 Fcfa qui est relativement élevé par rapport aux autres prix de revente observés dans cette zone. Prière de corriger ou de confirmer avec le QG. </w:t>
+        <w:t xml:space="preserve">- Attention ! Table à manger  (table + chaises) a été achété à 350000 Fcfa est relativement élevé par rapport aux autres prix d'achat observés dans cette zone. Prière de corriger ou de confirmer avec le QG. Attention ! Table à manger  (table + chaises) a été revendu à 300000 Fcfa qui est relativement élevé par rapport aux autres prix de revente observés dans cette zone. Prière de corriger ou de confirmer avec le QG. </w:t>
         <w:br/>
         <w:t>- Avertissement!!! Le prix d'achat (75000) de l'article  Téléphone portable est inférieur aux prix de revente (80000)  avec l'âge du bien atteignant 1 ans. Prière de vérifier ou confirmer avec l'enquêté et mettre les bonnes valeurs après verification, s'il le faut.</w:t>
       </w:r>
@@ -4311,7 +4204,7 @@
         <w:rPr>
           <w:sz w:val="20"/>
         </w:rPr>
-        <w:t>- Le questionnaire semble ne pas être complètement fini mais le questionnaire est en statut complet, prière de compléter le questionnaire. Il est obligatoire de prendre les coordonnées Gps avant d'administrer le questionnaire. Prière de prendre les coordonnées GPS.</w:t>
+        <w:t>- Il est obligatoire de prendre les coordonnées Gps avant d'administrer le questionnaire. Prière de prendre les coordonnées GPS.</w:t>
       </w:r>
     </w:p>
     <w:p>
@@ -5036,7 +4929,7 @@
         <w:rPr>
           <w:sz w:val="20"/>
         </w:rPr>
-        <w:t>- Attention ! Le prix unitaire d'achat (100 Fcfa) de Soumbala (moutarde africaine) en Sachets (Tres petit) est relativement élevé par rapport aux autres prix observés dans cette zone. Prière de corriger ou de confirmer avec le QG. Attention ! Le prix unitaire d'achat (10000 Fcfa) de Poivron frais en Tas (Petit) est relativement élevé par rapport aux autres prix observés dans cette zone. Prière de corriger ou de confirmer avec le QG. Attention ! Le prix unitaire d'achat (12000 Fcfa) de Poulet sur pied en Pièce (Moyen) est relativement élevé par rapport aux autres prix observés dans cette zone. Prière de corriger ou de confirmer avec le QG. Attention ! Le prix unitaire d'achat (150 Fcfa) de Aubergine   en Pièce (Moyen) est relativement élevé par rapport aux autres prix observés dans cette zone. Prière de corriger ou de confirmer avec le QG. Attention ! Le prix unitaire d'achat (150 Fcfa) de Patate douce en Pièce (Petit) est relativement élevé par rapport aux autres prix observés dans cette zone. Prière de corriger ou de confirmer avec le QG. Attention ! Le prix unitaire d'achat (250 Fcfa) de Mâchoiron séchée (Kon) en Tas (Moyen) est relativement élevé par rapport aux autres prix observés dans cette zone. Prière de corriger ou de confirmer avec le QG. Avertissement!! La quantité (4.5 litre) du produit Huile de soja  consommée  par le ménage semble très élevé, prière de corriger ou confirmer avec le QG. Avertissement!!! Le ménage a consommé 15 Pièce Petit de Carpe frais, cette quantité semble anormale pour une consommation des 7 derniers jours.Prière de corriger ou de confirmer avec le QG. Avertissement!!!Le ménage a consommé 49 miche de Moyen de Pain moderne (Baguette)  ce qui semble incoherent pour une consommation aucours des 7 derniers jours, prière de verifier et corriger. Incohérence!! Dans ce ménage, chaque individus consomme par jour 19.96684 Kg  de cereale; Prière de revoir les quantités prises de ces produits.</w:t>
+        <w:t>- Attention ! Le prix unitaire d'achat (10000 Fcfa) de Poivron frais en Tas (Petit) est relativement élevé par rapport aux autres prix observés dans cette zone. Prière de corriger ou de confirmer avec le QG. Attention ! Le prix unitaire d'achat (12000 Fcfa) de Poulet sur pied en Pièce (Moyen) est relativement élevé par rapport aux autres prix observés dans cette zone. Prière de corriger ou de confirmer avec le QG. Attention ! Le prix unitaire d'achat (150 Fcfa) de Aubergine   en Pièce (Moyen) est relativement élevé par rapport aux autres prix observés dans cette zone. Prière de corriger ou de confirmer avec le QG. Attention ! Le prix unitaire d'achat (150 Fcfa) de Carotte en Pièce (Petit) est relativement élevé par rapport aux autres prix observés dans cette zone. Prière de corriger ou de confirmer avec le QG. Attention ! Le prix unitaire d'achat (150 Fcfa) de Patate douce en Pièce (Petit) est relativement élevé par rapport aux autres prix observés dans cette zone. Prière de corriger ou de confirmer avec le QG. Attention ! Le prix unitaire d'achat (200 Fcfa) de Manioc en tubercules en Morceau (Portion) (Petit) est relativement élevé par rapport aux autres prix observés dans cette zone. Prière de corriger ou de confirmer avec le QG. Attention ! Le prix unitaire d'achat (200 Fcfa) de Vinaigre de vin en Sachets (Petit) est relativement élevé par rapport aux autres prix observés dans cette zone. Prière de corriger ou de confirmer avec le QG. Attention ! Le prix unitaire d'achat (250 Fcfa) de Mâchoiron séchée (Kon) en Tas (Moyen) est relativement élevé par rapport aux autres prix observés dans cette zone. Prière de corriger ou de confirmer avec le QG. Attention ! Le prix unitaire d'achat (700 Fcfa) de Niébé/Haricots secs en Kg (taille unique) est relativement élevé par rapport aux autres prix observés dans cette zone. Prière de corriger ou de confirmer avec le QG. Avertissement!! La quantité (4.5 litre) du produit Huile de soja  consommée  par le ménage semble très élevé, prière de corriger ou confirmer avec le QG. Avertissement!!! Le ménage a consommé 15 Pièce Petit de Carpe frais, cette quantité semble anormale pour une consommation des 7 derniers jours.Prière de corriger ou de confirmer avec le QG. Avertissement!!!Le ménage a consommé 49 miche de Moyen de Pain moderne (Baguette)  ce qui semble incoherent pour une consommation aucours des 7 derniers jours, prière de verifier et corriger. Incohérence!! Dans ce ménage, chaque individus consomme par jour 32.23214 Kg  de cereale; Prière de revoir les quantités prises de ces produits.</w:t>
       </w:r>
     </w:p>
     <w:p>
@@ -5164,6 +5057,8 @@
         <w:rPr>
           <w:sz w:val="20"/>
         </w:rPr>
+        <w:t xml:space="preserve">- Attention ! Bonbonne de gaz a été revendu à 16000 Fcfa qui est relativement élevé par rapport aux autres prix de revente observés dans cette zone. Prière de corriger ou de confirmer avec le QG. </w:t>
+        <w:br/>
         <w:t>- Attention ! Téléphone portable a été achété à 150000 Fcfa est relativement élevé par rapport aux autres prix d'achat observés dans cette zone. Prière de corriger ou de confirmer avec le QG. Attention ! Téléphone portable a été revendu à 150000 Fcfa qui est relativement élevé par rapport aux autres prix de revente observés dans cette zone. Prière de corriger ou de confirmer avec le QG.</w:t>
       </w:r>
     </w:p>
@@ -5584,8 +5479,6 @@
         <w:rPr>
           <w:sz w:val="20"/>
         </w:rPr>
-        <w:t xml:space="preserve">- Attention ! Le montant (500 Fcfa) dépensé ou reçu en cadeau pour les recharges internet ou de forfaits de données mobiles(hors appels vocaux), aucours des 30 derniers jours de  NDEYE GNINGUE est relativement faible par rapport aux autres montants depansés observés dans cette zone. Prière de corriger ou de confirmer avec le QG. </w:t>
-        <w:br/>
         <w:t>- L'utilisations de l'internet  de NDOUMBE SECK est DESSINS ANIMÉS (MICKEY)ETC... et semble exister dans les modalités, prière de prendre attache avec le QG pour plus d'explication afin de la classer bien.</w:t>
       </w:r>
     </w:p>
@@ -5607,7 +5500,7 @@
         <w:rPr>
           <w:sz w:val="20"/>
         </w:rPr>
-        <w:t xml:space="preserve">- Peu probable! ADAMA AÏCHA SECK  n'arrive pas  à comprendre un petit texte lu dans une langue locale (s02q03). Veuillez corriger ou donner des explications au QG. Peu probable! ADAMA AÏCHA SECK  ne sait ni lire, ni écrire, ni comprendre dans aucune des langues  (s02q01,s02q02,s02q03). Veuillez corriger ou donner des explications au QG.  Incohérence ! seulement les écoles gouvermentales paient les cotisations (Gouvernement, communauté, ONG ou organisation humanitaire). veuillez, s'il vous plait, confirmer cette information de ADAMA AÏCHA SECK avec le QG ou apporter les corrections nécessaires. Le montant des frais pour les cahiers et autres matériels scolaires pour l'année scolaire de ADAMA AÏCHA SECK est de 0 FCFA, ADAMA AÏCHA SECK a fait comment pour payer ces cahiers et autres matériels scolaires (SAC, stylo, craie, ardoise, crayon...) ? prière de corriger. Dans les milieux urbains c'est peu probable de voir une école dont les élèves ou étudiants ne dépensent pas en frais d'uniformes, prière de verifier pour ADAMA AÏCHA SECK et corriger ou confirmer avec le QG. Attention ! Le frais de scolarité (81000 Fcfa) de ADAMA AÏCHA SECK en 2ème année de Maternelle est relativement élevé par rapport aux autres frais de scolarités observés dans cette zone. Prière de corriger ou de confirmer avec le QG. </w:t>
+        <w:t xml:space="preserve">- Peu probable! ADAMA AÏCHA SECK  n'arrive pas  à comprendre un petit texte lu dans une langue locale (s02q03). Veuillez corriger ou donner des explications au QG. Peu probable! ADAMA AÏCHA SECK  ne sait ni lire, ni écrire, ni comprendre dans aucune des langues  (s02q01,s02q02,s02q03). Veuillez corriger ou donner des explications au QG.  Incohérence ! seulement les écoles gouvermentales paient les cotisations (Gouvernement, communauté, ONG ou organisation humanitaire). veuillez, s'il vous plait, confirmer cette information de ADAMA AÏCHA SECK avec le QG ou apporter les corrections nécessaires. Le montant des frais pour les cahiers et autres matériels scolaires pour l'année scolaire de ADAMA AÏCHA SECK est de 0 FCFA, ADAMA AÏCHA SECK a fait comment pour payer ces cahiers et autres matériels scolaires (SAC, stylo, craie, ardoise, crayon...) ? prière de corriger. Dans les milieux urbains c'est peu probable de voir une école dont les élèves ou étudiants ne dépensent pas en frais d'uniformes, prière de verifier pour ADAMA AÏCHA SECK et corriger ou confirmer avec le QG. </w:t>
         <w:br/>
         <w:t xml:space="preserve">- Peu probable! NDEYE GNINGUE  n'arrive pas  à comprendre un petit texte lu dans une langue locale (s02q03). Veuillez corriger ou donner des explications au QG. </w:t>
         <w:br/>
@@ -5678,7 +5571,7 @@
         <w:rPr>
           <w:sz w:val="20"/>
         </w:rPr>
-        <w:t>- Attention ! Le prix unitaire d'achat (187.5 Fcfa) de Poivron frais en Pièce (Petit) est relativement élevé par rapport aux autres prix observés dans cette zone. Prière de corriger ou de confirmer avec le QG. Attention ! Le prix unitaire d'achat (200 Fcfa) de Aubergine   en Pièce (Moyen) est relativement élevé par rapport aux autres prix observés dans cette zone. Prière de corriger ou de confirmer avec le QG. Attention ! Le prix unitaire d'achat (2000 Fcfa) de Capitaine frais en Tas (Moyen) est relativement élevé par rapport aux autres prix observés dans cette zone. Prière de corriger ou de confirmer avec le QG. Attention ! Le prix unitaire d'achat (33.33333 Fcfa) de Citron en Pièce (Moyen) est relativement faible par rapport aux autres prix observés dans cette zone. Prière de corriger ou de confirmer avec le QG. Attention ! Le prix unitaire d'achat (400 Fcfa) de Oignon frais en Kg (taille unique) est relativement faible par rapport aux autres prix observés dans cette zone. Prière de corriger ou de confirmer avec le QG. Attention ! Le prix unitaire d'achat (500 Fcfa) de Pâte d'arachide en Kg (taille unique) est relativement faible par rapport aux autres prix observés dans cette zone. Prière de corriger ou de confirmer avec le QG. Attention ! Le prix unitaire d'achat (666.6667 Fcfa) de Sucre en poudre  en Kg (taille unique) est relativement élevé par rapport aux autres prix observés dans cette zone. Prière de corriger ou de confirmer avec le QG. Avertissement!!! Le ménage a consommé 7 Paquet Petit de Thé en sachet, cette quantité semble anormale pour une consommation des 7 derniers jours.Prière de corriger ou de confirmer avec le QG. Avertissement!! le prix unitaire (100 Fcfa) de Thé en sachet (unité: Paquet) de taille Petit est très faible ou élevé. Prière de corriger ou de confirmer avec le QG. Incohérence!! Dans ce ménage, chaque individus consomme par jour 40.49 Kg  de cereale; Prière de revoir les quantités prises de ces produits. Incohérence!! Dans ce ménage, chaque individus consomme par jour 40.49 Kg  de cereale; Prière de revoir les quantités prises de ces produits.</w:t>
+        <w:t>- Attention ! Le prix unitaire d'achat (187.5 Fcfa) de Poivron frais en Pièce (Petit) est relativement élevé par rapport aux autres prix observés dans cette zone. Prière de corriger ou de confirmer avec le QG. Attention ! Le prix unitaire d'achat (200 Fcfa) de Aubergine   en Pièce (Moyen) est relativement élevé par rapport aux autres prix observés dans cette zone. Prière de corriger ou de confirmer avec le QG. Attention ! Le prix unitaire d'achat (2000 Fcfa) de Capitaine frais en Tas (Moyen) est relativement élevé par rapport aux autres prix observés dans cette zone. Prière de corriger ou de confirmer avec le QG. Attention ! Le prix unitaire d'achat (400 Fcfa) de Aubergine sauvage  en Tas (Petit) est relativement élevé par rapport aux autres prix observés dans cette zone. Prière de corriger ou de confirmer avec le QG. Attention ! Le prix unitaire d'achat (400 Fcfa) de Oignon frais en Kg (taille unique) est relativement faible par rapport aux autres prix observés dans cette zone. Prière de corriger ou de confirmer avec le QG. Attention ! Le prix unitaire d'achat (500 Fcfa) de Choux en Pièce (Moyen) est relativement élevé par rapport aux autres prix observés dans cette zone. Prière de corriger ou de confirmer avec le QG. Attention ! Le prix unitaire d'achat (500 Fcfa) de Mâchoiron séchée (Kon) en Tas (Petit) est relativement élevé par rapport aux autres prix observés dans cette zone. Prière de corriger ou de confirmer avec le QG. Attention ! Le prix unitaire d'achat (500 Fcfa) de Pâte d'arachide en Kg (taille unique) est relativement faible par rapport aux autres prix observés dans cette zone. Prière de corriger ou de confirmer avec le QG. Attention ! Le prix unitaire d'achat (500 Fcfa) de Tomate fraîche en Tas (Petit) est relativement élevé par rapport aux autres prix observés dans cette zone. Prière de corriger ou de confirmer avec le QG. Attention ! Le prix unitaire d'achat (666.6667 Fcfa) de Sucre en poudre  en Kg (taille unique) est relativement élevé par rapport aux autres prix observés dans cette zone. Prière de corriger ou de confirmer avec le QG. Attention ! Soupçons de quantité anormale! Le ménage de ABDOU AZIZ SECK avec une taille de 5 personnes a consommé 2 Kg en taille unique de Viande de bœuf: filet, faux-filet qui est relativement élevé comme consommation par rapport à la condition de vie des autres ménages de même taille dans cette zone. Prière de corriger ou de confirmer avec le QG. Avertissement!!! Le ménage a consommé 7 Paquet Petit de Thé en sachet, cette quantité semble anormale pour une consommation des 7 derniers jours.Prière de corriger ou de confirmer avec le QG. Avertissement!! le prix unitaire (100 Fcfa) de Thé en sachet (unité: Paquet) de taille Petit est très faible ou élevé. Prière de corriger ou de confirmer avec le QG. Incohérence!! Dans ce ménage, chaque individus consomme par jour 74.58571 Kg  de cereale; Prière de revoir les quantités prises de ces produits. Incohérence!! Dans ce ménage, chaque individus consomme par jour 74.58571 Kg  de cereale; Prière de revoir les quantités prises de ces produits.</w:t>
       </w:r>
     </w:p>
     <w:p>
@@ -6161,7 +6054,7 @@
         <w:rPr>
           <w:sz w:val="20"/>
         </w:rPr>
-        <w:t>- Attention ! Le montant (10000 Fcfa) dépensé ou reçu en cadeau pour les cartes prépayées, les transferts de crédit et les abonnements de  MAYMOUNA NDIAYE est relativement élevé par rapport aux autres montants depansés observés dans cette zone. Prière de corriger ou de confirmer avec le QG. Attention ! Le montant (500 Fcfa) dépensé ou reçu en cadeau pour les recharges internet ou de forfaits de données mobiles(hors appels vocaux), aucours des 30 derniers jours de  MAYMOUNA NDIAYE est relativement faible par rapport aux autres montants depansés observés dans cette zone. Prière de corriger ou de confirmer avec le QG.</w:t>
+        <w:t>- Attention ! Le montant (10000 Fcfa) dépensé ou reçu en cadeau pour les cartes prépayées, les transferts de crédit et les abonnements de  MAYMOUNA NDIAYE est relativement élevé par rapport aux autres montants depansés observés dans cette zone. Prière de corriger ou de confirmer avec le QG.</w:t>
       </w:r>
     </w:p>
     <w:p>
@@ -6245,7 +6138,7 @@
         <w:rPr>
           <w:sz w:val="20"/>
         </w:rPr>
-        <w:t>- Attention ! Le prix unitaire d'achat (100 Fcfa) de Café moulu en Sachets (Petit) est relativement faible par rapport aux autres prix observés dans cette zone. Prière de corriger ou de confirmer avec le QG. Attention ! Le prix unitaire d'achat (100 Fcfa) de Poireau en Tas (Tres petit) est relativement élevé par rapport aux autres prix observés dans cette zone. Prière de corriger ou de confirmer avec le QG. Attention ! Le prix unitaire d'achat (150 Fcfa) de Gombo frais en Tas (Petit) est relativement élevé par rapport aux autres prix observés dans cette zone. Prière de corriger ou de confirmer avec le QG. Attention ! Le prix unitaire d'achat (400 Fcfa) de Oignon frais en Kg (taille unique) est relativement faible par rapport aux autres prix observés dans cette zone. Prière de corriger ou de confirmer avec le QG. Attention ! Le prix unitaire d'achat (700 Fcfa) de Sucre en poudre  en Kg (taille unique) est relativement élevé par rapport aux autres prix observés dans cette zone. Prière de corriger ou de confirmer avec le QG. Incohérence!! Dans ce ménage, chaque individus consomme par jour 32.58929 Kg  de cereale; Prière de revoir les quantités prises de ces produits.</w:t>
+        <w:t>- Attention ! Le prix unitaire d'achat (100 Fcfa) de Café moulu en Sachets (Petit) est relativement faible par rapport aux autres prix observés dans cette zone. Prière de corriger ou de confirmer avec le QG. Attention ! Le prix unitaire d'achat (100 Fcfa) de Poireau en Tas (Tres petit) est relativement élevé par rapport aux autres prix observés dans cette zone. Prière de corriger ou de confirmer avec le QG. Attention ! Le prix unitaire d'achat (150 Fcfa) de Escargots en Pièce (Petit) est relativement élevé par rapport aux autres prix observés dans cette zone. Prière de corriger ou de confirmer avec le QG. Attention ! Le prix unitaire d'achat (150 Fcfa) de Gombo frais en Tas (Petit) est relativement élevé par rapport aux autres prix observés dans cette zone. Prière de corriger ou de confirmer avec le QG. Attention ! Le prix unitaire d'achat (400 Fcfa) de Oignon frais en Kg (taille unique) est relativement faible par rapport aux autres prix observés dans cette zone. Prière de corriger ou de confirmer avec le QG. Attention ! Le prix unitaire d'achat (500 Fcfa) de Capitaine frais en Tas (Moyen) est relativement faible par rapport aux autres prix observés dans cette zone. Prière de corriger ou de confirmer avec le QG. Attention ! Le prix unitaire d'achat (700 Fcfa) de Sucre en poudre  en Kg (taille unique) est relativement élevé par rapport aux autres prix observés dans cette zone. Prière de corriger ou de confirmer avec le QG. Attention ! Soupçons de quantité anormale! Le ménage de MAYMOUNA NDIAYE avec une taille de 2 personnes a consommé 3.5 Kg en taille unique de Sucre en poudre  qui est relativement élevé comme consommation par rapport à la condition de vie des autres ménages de même taille dans cette zone. Prière de corriger ou de confirmer avec le QG. Attention ! Soupçons de quantité anormale! Le ménage de MAYMOUNA NDIAYE avec une taille de 2 personnes a consommé 21 miche en Moyen de Pain moderne (Baguette) qui est relativement élevé comme consommation par rapport à la condition de vie des autres ménages de même taille dans cette zone. Prière de corriger ou de confirmer avec le QG. Incohérence!! Dans ce ménage, chaque individus consomme par jour 54.49286 Kg  de cereale; Prière de revoir les quantités prises de ces produits.</w:t>
       </w:r>
     </w:p>
     <w:p>
@@ -6329,7 +6222,7 @@
         <w:rPr>
           <w:sz w:val="20"/>
         </w:rPr>
-        <w:t xml:space="preserve">- Attention ! Armoires et autres meubles a été achété à 800000 Fcfa est relativement élevé par rapport aux autres prix d'achat observés dans cette zone. Prière de corriger ou de confirmer avec le QG. </w:t>
+        <w:t xml:space="preserve">- Attention ! Armoires et autres meubles a été achété à 800000 Fcfa est relativement élevé par rapport aux autres prix d'achat observés dans cette zone. Prière de corriger ou de confirmer avec le QG. Attention ! Armoires et autres meubles a été revendu à 500000 Fcfa qui est relativement élevé par rapport aux autres prix de revente observés dans cette zone. Prière de corriger ou de confirmer avec le QG. </w:t>
         <w:br/>
         <w:t xml:space="preserve">- Attention ! Lit a été achété à 800000 Fcfa est relativement élevé par rapport aux autres prix d'achat observés dans cette zone. Prière de corriger ou de confirmer avec le QG. Attention ! Lit a été revendu à 700000 Fcfa qui est relativement élevé par rapport aux autres prix de revente observés dans cette zone. Prière de corriger ou de confirmer avec le QG. </w:t>
         <w:br/>
@@ -6778,7 +6671,7 @@
         <w:rPr>
           <w:sz w:val="20"/>
         </w:rPr>
-        <w:t>- Attention ! Le prix unitaire d'achat (500 Fcfa) de Oignon frais en Kg (taille unique) est relativement faible par rapport aux autres prix observés dans cette zone. Prière de corriger ou de confirmer avec le QG. Incohérence!! Dans ce ménage, chaque individus consomme par jour 117.3386 Kg  de cereale; Prière de revoir les quantités prises de ces produits. Incohérence!! Dans ce ménage, chaque individus consomme par jour 117.3386 Kg  de cereale; Prière de revoir les quantités prises de ces produits.</w:t>
+        <w:t>- Attention ! Le prix unitaire d'achat (100 Fcfa) de Feuilles de  Haricot en Tas (Tres petit) est relativement élevé par rapport aux autres prix observés dans cette zone. Prière de corriger ou de confirmer avec le QG. Attention ! Le prix unitaire d'achat (500 Fcfa) de Oignon frais en Kg (taille unique) est relativement faible par rapport aux autres prix observés dans cette zone. Prière de corriger ou de confirmer avec le QG. Attention ! Le prix unitaire d'achat (700 Fcfa) de Niébé/Haricots secs en Kg (taille unique) est relativement élevé par rapport aux autres prix observés dans cette zone. Prière de corriger ou de confirmer avec le QG. Incohérence!! Dans ce ménage, chaque individus consomme par jour 302.3114 Kg  de cereale; Prière de revoir les quantités prises de ces produits. Incohérence!! Dans ce ménage, chaque individus consomme par jour 302.3114 Kg  de cereale; Prière de revoir les quantités prises de ces produits.</w:t>
       </w:r>
     </w:p>
     <w:p>
@@ -6800,6 +6693,27 @@
           <w:sz w:val="20"/>
         </w:rPr>
         <w:t>- Peu plausible! le montant de la dépense pour Briquet, allume gaz  semble trop faible . Veuillez, s'il vous plaît, confirmer cette information avec le QG ou la corriger.</w:t>
+      </w:r>
+    </w:p>
+    <w:p>
+      <w:r>
+        <w:rPr>
+          <w:b/>
+          <w:color w:val="4672C4"/>
+          <w:sz w:val="22"/>
+        </w:rPr>
+        <w:t>&gt;&gt; Section12 - Actifs du menage</w:t>
+      </w:r>
+    </w:p>
+    <w:p>
+      <w:pPr>
+        <w:ind w:left="283"/>
+      </w:pPr>
+      <w:r>
+        <w:rPr>
+          <w:sz w:val="20"/>
+        </w:rPr>
+        <w:t>- Attention ! Bonbonne de gaz a été revendu à 15000 Fcfa qui est relativement élevé par rapport aux autres prix de revente observés dans cette zone. Prière de corriger ou de confirmer avec le QG.</w:t>
       </w:r>
     </w:p>
     <w:p>
@@ -7166,27 +7080,6 @@
           <w:color w:val="4672C4"/>
           <w:sz w:val="22"/>
         </w:rPr>
-        <w:t>&gt;&gt; Section0 - Identification et renseignements de controle</w:t>
-      </w:r>
-    </w:p>
-    <w:p>
-      <w:pPr>
-        <w:ind w:left="283"/>
-      </w:pPr>
-      <w:r>
-        <w:rPr>
-          <w:sz w:val="20"/>
-        </w:rPr>
-        <w:t>- Le questionnaire semble ne pas être complètement fini mais le questionnaire est en statut complet, prière de compléter le questionnaire.</w:t>
-      </w:r>
-    </w:p>
-    <w:p>
-      <w:r>
-        <w:rPr>
-          <w:b/>
-          <w:color w:val="4672C4"/>
-          <w:sz w:val="22"/>
-        </w:rPr>
         <w:t>&gt;&gt; Section1 - Caracteristiques des membres</w:t>
       </w:r>
     </w:p>
@@ -7290,7 +7183,7 @@
         <w:rPr>
           <w:sz w:val="20"/>
         </w:rPr>
-        <w:t>- Attention ! Le prix unitaire d'achat (100 Fcfa) de Biscuits en Sachets (Petit) est relativement élevé par rapport aux autres prix observés dans cette zone. Prière de corriger ou de confirmer avec le QG. Attention ! Le prix unitaire d'achat (250 Fcfa) de Poivron frais en Tas (Petit) est relativement élevé par rapport aux autres prix observés dans cette zone. Prière de corriger ou de confirmer avec le QG. Attention ! Le prix unitaire d'achat (50 Fcfa) de Feuilles de  Haricot en Sachets (Petit) est relativement faible par rapport aux autres prix observés dans cette zone. Prière de corriger ou de confirmer avec le QG. Avertissement!! le prix unitaire (150 Fcfa) de Thé en sachet (unité: Sachets) de taille Petit est très faible ou élevé. Prière de corriger ou de confirmer avec le QG. Incohérence!! Dans ce ménage, chaque individus consomme par jour 35.65047 Kg  de cereale; Prière de revoir les quantités prises de ces produits.</w:t>
+        <w:t>- Attention ! Le prix unitaire d'achat (100 Fcfa) de Aubergine sauvage  en Tas (Petit) est relativement faible par rapport aux autres prix observés dans cette zone. Prière de corriger ou de confirmer avec le QG. Attention ! Le prix unitaire d'achat (100 Fcfa) de Carotte en Tas (Petit) est relativement faible par rapport aux autres prix observés dans cette zone. Prière de corriger ou de confirmer avec le QG. Attention ! Le prix unitaire d'achat (250 Fcfa) de Poivron frais en Tas (Petit) est relativement élevé par rapport aux autres prix observés dans cette zone. Prière de corriger ou de confirmer avec le QG. Attention ! Le prix unitaire d'achat (50 Fcfa) de Feuilles de  Haricot en Sachets (Petit) est relativement faible par rapport aux autres prix observés dans cette zone. Prière de corriger ou de confirmer avec le QG. Avertissement!! le prix unitaire (150 Fcfa) de Thé en sachet (unité: Sachets) de taille Petit est très faible ou élevé. Prière de corriger ou de confirmer avec le QG. Incohérence!! Dans ce ménage, chaque individus consomme par jour 63.52095 Kg  de cereale; Prière de revoir les quantités prises de ces produits.</w:t>
       </w:r>
     </w:p>
     <w:p>
@@ -7405,7 +7298,7 @@
         <w:br/>
         <w:t xml:space="preserve">- Attention ! Moto/Vélomoteur/Tricycle à moteur a été achété à 700000 Fcfa est relativement élevé par rapport aux autres prix d'achat observés dans cette zone. Prière de corriger ou de confirmer avec le QG. </w:t>
         <w:br/>
-        <w:t>- Attention ! Téléphone portable a été achété à 160000 Fcfa est relativement élevé par rapport aux autres prix d'achat observés dans cette zone. Prière de corriger ou de confirmer avec le QG.</w:t>
+        <w:t>- Attention ! Téléphone portable a été achété à 160000 Fcfa est relativement élevé par rapport aux autres prix d'achat observés dans cette zone. Prière de corriger ou de confirmer avec le QG. Attention ! Téléphone portable a été revendu à 130000 Fcfa qui est relativement élevé par rapport aux autres prix de revente observés dans cette zone. Prière de corriger ou de confirmer avec le QG.</w:t>
       </w:r>
     </w:p>
     <w:p>
